--- a/public/templates/template_spk.docx
+++ b/public/templates/template_spk.docx
@@ -1,6 +1,6 @@
 
 <file path=word/document.xml><?xml version="1.0" encoding="utf-8"?>
-<w:document xmlns:wpc="http://schemas.microsoft.com/office/word/2010/wordprocessingCanvas" xmlns:cx="http://schemas.microsoft.com/office/drawing/2014/chartex" xmlns:cx1="http://schemas.microsoft.com/office/drawing/2015/9/8/chartex" xmlns:cx2="http://schemas.microsoft.com/office/drawing/2015/10/21/chartex" xmlns:cx3="http://schemas.microsoft.com/office/drawing/2016/5/9/chartex" xmlns:cx4="http://schemas.microsoft.com/office/drawing/2016/5/10/chartex" xmlns:cx5="http://schemas.microsoft.com/office/drawing/2016/5/11/chartex" xmlns:cx6="http://schemas.microsoft.com/office/drawing/2016/5/12/chartex" xmlns:cx7="http://schemas.microsoft.com/office/drawing/2016/5/13/chartex" xmlns:cx8="http://schemas.microsoft.com/office/drawing/2016/5/14/chartex" xmlns:mc="http://schemas.openxmlformats.org/markup-compatibility/2006" xmlns:aink="http://schemas.microsoft.com/office/drawing/2016/ink" xmlns:am3d="http://schemas.microsoft.com/office/drawing/2017/model3d" xmlns:o="urn:schemas-microsoft-com:office:office" xmlns:oel="http://schemas.microsoft.com/office/2019/extlst" xmlns:r="http://schemas.openxmlformats.org/officeDocument/2006/relationships" xmlns:m="http://schemas.openxmlformats.org/officeDocument/2006/math" xmlns:v="urn:schemas-microsoft-com:vml" xmlns:wp14="http://schemas.microsoft.com/office/word/2010/wordprocessingDrawing" xmlns:wp="http://schemas.openxmlformats.org/drawingml/2006/wordprocessingDrawing" xmlns:w10="urn:schemas-microsoft-com:office:word" xmlns:w="http://schemas.openxmlformats.org/wordprocessingml/2006/main" xmlns:w14="http://schemas.microsoft.com/office/word/2010/wordml" xmlns:w15="http://schemas.microsoft.com/office/word/2012/wordml" xmlns:w16cex="http://schemas.microsoft.com/office/word/2018/wordml/cex" xmlns:w16cid="http://schemas.microsoft.com/office/word/2016/wordml/cid" xmlns:w16="http://schemas.microsoft.com/office/word/2018/wordml" xmlns:w16du="http://schemas.microsoft.com/office/word/2023/wordml/word16du" xmlns:w16sdtdh="http://schemas.microsoft.com/office/word/2020/wordml/sdtdatahash" xmlns:w16sdtfl="http://schemas.microsoft.com/office/word/2024/wordml/sdtformatlock" xmlns:w16se="http://schemas.microsoft.com/office/word/2015/wordml/symex" xmlns:wpg="http://schemas.microsoft.com/office/word/2010/wordprocessingGroup" xmlns:wpi="http://schemas.microsoft.com/office/word/2010/wordprocessingInk" xmlns:wne="http://schemas.microsoft.com/office/word/2006/wordml" xmlns:wps="http://schemas.microsoft.com/office/word/2010/wordprocessingShape" mc:Ignorable="w14 w15 w16se w16cid w16 w16cex w16sdtdh w16sdtfl w16du wp14">
+<w:document xmlns:wpc="http://schemas.microsoft.com/office/word/2010/wordprocessingCanvas" xmlns:cx="http://schemas.microsoft.com/office/drawing/2014/chartex" xmlns:cx1="http://schemas.microsoft.com/office/drawing/2015/9/8/chartex" xmlns:cx2="http://schemas.microsoft.com/office/drawing/2015/10/21/chartex" xmlns:cx3="http://schemas.microsoft.com/office/drawing/2016/5/9/chartex" xmlns:cx4="http://schemas.microsoft.com/office/drawing/2016/5/10/chartex" xmlns:cx5="http://schemas.microsoft.com/office/drawing/2016/5/11/chartex" xmlns:cx6="http://schemas.microsoft.com/office/drawing/2016/5/12/chartex" xmlns:cx7="http://schemas.microsoft.com/office/drawing/2016/5/13/chartex" xmlns:cx8="http://schemas.microsoft.com/office/drawing/2016/5/14/chartex" xmlns:mc="http://schemas.openxmlformats.org/markup-compatibility/2006" xmlns:aink="http://schemas.microsoft.com/office/drawing/2016/ink" xmlns:am3d="http://schemas.microsoft.com/office/drawing/2017/model3d" xmlns:o="urn:schemas-microsoft-com:office:office" xmlns:r="http://schemas.openxmlformats.org/officeDocument/2006/relationships" xmlns:m="http://schemas.openxmlformats.org/officeDocument/2006/math" xmlns:v="urn:schemas-microsoft-com:vml" xmlns:wp14="http://schemas.microsoft.com/office/word/2010/wordprocessingDrawing" xmlns:wp="http://schemas.openxmlformats.org/drawingml/2006/wordprocessingDrawing" xmlns:w10="urn:schemas-microsoft-com:office:word" xmlns:w="http://schemas.openxmlformats.org/wordprocessingml/2006/main" xmlns:w14="http://schemas.microsoft.com/office/word/2010/wordml" xmlns:w15="http://schemas.microsoft.com/office/word/2012/wordml" xmlns:w16cex="http://schemas.microsoft.com/office/word/2018/wordml/cex" xmlns:w16cid="http://schemas.microsoft.com/office/word/2016/wordml/cid" xmlns:w16="http://schemas.microsoft.com/office/word/2018/wordml" xmlns:w16sdtdh="http://schemas.microsoft.com/office/word/2020/wordml/sdtdatahash" xmlns:w16se="http://schemas.microsoft.com/office/word/2015/wordml/symex" xmlns:wpg="http://schemas.microsoft.com/office/word/2010/wordprocessingGroup" xmlns:wpi="http://schemas.microsoft.com/office/word/2010/wordprocessingInk" xmlns:wne="http://schemas.microsoft.com/office/word/2006/wordml" xmlns:wps="http://schemas.microsoft.com/office/word/2010/wordprocessingShape" mc:Ignorable="w14 w15 w16se w16cid w16 w16cex w16sdtdh wp14">
   <w:body>
     <w:p>
       <w:pPr>
@@ -62,7 +62,7 @@
           <w:b/>
         </w:rPr>
       </w:pPr>
-      <w:proofErr w:type="spellStart"/>
+      <w:proofErr w:type="gramStart"/>
       <w:r>
         <w:rPr>
           <w:rFonts w:ascii="Arial" w:hAnsi="Arial" w:cs="Arial"/>
@@ -75,39 +75,34 @@
           <w:rFonts w:ascii="Arial" w:hAnsi="Arial" w:cs="Arial"/>
           <w:b/>
         </w:rPr>
-        <w:t>r</w:t>
-      </w:r>
-      <w:proofErr w:type="spellEnd"/>
-      <w:r>
-        <w:rPr>
-          <w:rFonts w:ascii="Arial" w:hAnsi="Arial" w:cs="Arial"/>
-          <w:b/>
-        </w:rPr>
-        <w:t xml:space="preserve"> :  </w:t>
-      </w:r>
-      <w:r>
-        <w:rPr>
-          <w:rFonts w:ascii="Arial" w:hAnsi="Arial" w:cs="Arial"/>
-          <w:b/>
-        </w:rPr>
-        <w:t>${</w:t>
-      </w:r>
-      <w:proofErr w:type="spellStart"/>
-      <w:r>
-        <w:rPr>
-          <w:rFonts w:ascii="Arial" w:hAnsi="Arial" w:cs="Arial"/>
-          <w:b/>
-        </w:rPr>
-        <w:t>no_surat</w:t>
-      </w:r>
-      <w:proofErr w:type="spellEnd"/>
-      <w:r>
-        <w:rPr>
-          <w:rFonts w:ascii="Arial" w:hAnsi="Arial" w:cs="Arial"/>
-          <w:b/>
-        </w:rPr>
-        <w:t>}</w:t>
-      </w:r>
+        <w:t>r :</w:t>
+      </w:r>
+      <w:proofErr w:type="gramEnd"/>
+      <w:r>
+        <w:rPr>
+          <w:rFonts w:ascii="Arial" w:hAnsi="Arial" w:cs="Arial"/>
+          <w:b/>
+        </w:rPr>
+        <w:t xml:space="preserve">  </w:t>
+      </w:r>
+      <w:r>
+        <w:rPr>
+          <w:rFonts w:ascii="Arial" w:hAnsi="Arial" w:cs="Arial"/>
+          <w:b/>
+        </w:rPr>
+        <w:t>${no_surat}</w:t>
+      </w:r>
+    </w:p>
+    <w:p>
+      <w:pPr>
+        <w:spacing w:after="0"/>
+        <w:ind w:left="86"/>
+        <w:jc w:val="center"/>
+        <w:rPr>
+          <w:rFonts w:ascii="Arial" w:hAnsi="Arial" w:cs="Arial"/>
+          <w:b/>
+        </w:rPr>
+      </w:pPr>
     </w:p>
     <w:p>
       <w:pPr>
@@ -125,443 +120,37 @@
           <w:rFonts w:ascii="Arial" w:hAnsi="Arial" w:cs="Arial"/>
         </w:rPr>
         <w:tab/>
-        <w:t xml:space="preserve">Yang </w:t>
-      </w:r>
-      <w:proofErr w:type="spellStart"/>
-      <w:r>
-        <w:rPr>
-          <w:rFonts w:ascii="Arial" w:hAnsi="Arial" w:cs="Arial"/>
-        </w:rPr>
-        <w:t>bertanda</w:t>
-      </w:r>
-      <w:proofErr w:type="spellEnd"/>
+        <w:t xml:space="preserve">Yang bertanda tangan di bawah ini, Kepala Sekretariat Bawaslu Provinsi Sulawesi Selatan memerintahkan kerja lembur para pegawai yang namanya tersebut di bawah ini terhitung mulai tanggal </w:t>
+      </w:r>
+      <w:r>
+        <w:rPr>
+          <w:rFonts w:ascii="Arial" w:hAnsi="Arial" w:cs="Arial"/>
+        </w:rPr>
+        <w:t>${tanggal}</w:t>
+      </w:r>
+      <w:r>
+        <w:rPr>
+          <w:rFonts w:ascii="Arial" w:hAnsi="Arial" w:cs="Arial"/>
+        </w:rPr>
+        <w:t xml:space="preserve"> selama </w:t>
+      </w:r>
+      <w:r>
+        <w:rPr>
+          <w:rFonts w:ascii="Arial" w:hAnsi="Arial" w:cs="Arial"/>
+        </w:rPr>
+        <w:t>${jam} (${terbilang})</w:t>
+      </w:r>
       <w:r>
         <w:rPr>
           <w:rFonts w:ascii="Arial" w:hAnsi="Arial" w:cs="Arial"/>
         </w:rPr>
         <w:t xml:space="preserve"> </w:t>
       </w:r>
-      <w:proofErr w:type="spellStart"/>
-      <w:r>
-        <w:rPr>
-          <w:rFonts w:ascii="Arial" w:hAnsi="Arial" w:cs="Arial"/>
-        </w:rPr>
-        <w:t>tangan</w:t>
-      </w:r>
-      <w:proofErr w:type="spellEnd"/>
-      <w:r>
-        <w:rPr>
-          <w:rFonts w:ascii="Arial" w:hAnsi="Arial" w:cs="Arial"/>
-        </w:rPr>
-        <w:t xml:space="preserve"> di </w:t>
-      </w:r>
-      <w:proofErr w:type="spellStart"/>
-      <w:r>
-        <w:rPr>
-          <w:rFonts w:ascii="Arial" w:hAnsi="Arial" w:cs="Arial"/>
-        </w:rPr>
-        <w:t>bawah</w:t>
-      </w:r>
-      <w:proofErr w:type="spellEnd"/>
-      <w:r>
-        <w:rPr>
-          <w:rFonts w:ascii="Arial" w:hAnsi="Arial" w:cs="Arial"/>
-        </w:rPr>
-        <w:t xml:space="preserve"> </w:t>
-      </w:r>
-      <w:proofErr w:type="spellStart"/>
-      <w:r>
-        <w:rPr>
-          <w:rFonts w:ascii="Arial" w:hAnsi="Arial" w:cs="Arial"/>
-        </w:rPr>
-        <w:t>ini</w:t>
-      </w:r>
-      <w:proofErr w:type="spellEnd"/>
-      <w:r>
-        <w:rPr>
-          <w:rFonts w:ascii="Arial" w:hAnsi="Arial" w:cs="Arial"/>
-        </w:rPr>
-        <w:t xml:space="preserve">, </w:t>
-      </w:r>
-      <w:proofErr w:type="spellStart"/>
-      <w:r>
-        <w:rPr>
-          <w:rFonts w:ascii="Arial" w:hAnsi="Arial" w:cs="Arial"/>
-        </w:rPr>
-        <w:t>Kepala</w:t>
-      </w:r>
-      <w:proofErr w:type="spellEnd"/>
-      <w:r>
-        <w:rPr>
-          <w:rFonts w:ascii="Arial" w:hAnsi="Arial" w:cs="Arial"/>
-        </w:rPr>
-        <w:t xml:space="preserve"> </w:t>
-      </w:r>
-      <w:proofErr w:type="spellStart"/>
-      <w:r>
-        <w:rPr>
-          <w:rFonts w:ascii="Arial" w:hAnsi="Arial" w:cs="Arial"/>
-        </w:rPr>
-        <w:t>Sekretariat</w:t>
-      </w:r>
-      <w:proofErr w:type="spellEnd"/>
-      <w:r>
-        <w:rPr>
-          <w:rFonts w:ascii="Arial" w:hAnsi="Arial" w:cs="Arial"/>
-        </w:rPr>
-        <w:t xml:space="preserve"> </w:t>
-      </w:r>
-      <w:proofErr w:type="spellStart"/>
-      <w:r>
-        <w:rPr>
-          <w:rFonts w:ascii="Arial" w:hAnsi="Arial" w:cs="Arial"/>
-        </w:rPr>
-        <w:t>Bawaslu</w:t>
-      </w:r>
-      <w:proofErr w:type="spellEnd"/>
-      <w:r>
-        <w:rPr>
-          <w:rFonts w:ascii="Arial" w:hAnsi="Arial" w:cs="Arial"/>
-        </w:rPr>
-        <w:t xml:space="preserve"> </w:t>
-      </w:r>
-      <w:proofErr w:type="spellStart"/>
-      <w:r>
-        <w:rPr>
-          <w:rFonts w:ascii="Arial" w:hAnsi="Arial" w:cs="Arial"/>
-        </w:rPr>
-        <w:t>Provinsi</w:t>
-      </w:r>
-      <w:proofErr w:type="spellEnd"/>
-      <w:r>
-        <w:rPr>
-          <w:rFonts w:ascii="Arial" w:hAnsi="Arial" w:cs="Arial"/>
-        </w:rPr>
-        <w:t xml:space="preserve"> Sulawesi Selatan </w:t>
-      </w:r>
-      <w:proofErr w:type="spellStart"/>
-      <w:r>
-        <w:rPr>
-          <w:rFonts w:ascii="Arial" w:hAnsi="Arial" w:cs="Arial"/>
-        </w:rPr>
-        <w:t>memerintahkan</w:t>
-      </w:r>
-      <w:proofErr w:type="spellEnd"/>
-      <w:r>
-        <w:rPr>
-          <w:rFonts w:ascii="Arial" w:hAnsi="Arial" w:cs="Arial"/>
-        </w:rPr>
-        <w:t xml:space="preserve"> </w:t>
-      </w:r>
-      <w:proofErr w:type="spellStart"/>
-      <w:r>
-        <w:rPr>
-          <w:rFonts w:ascii="Arial" w:hAnsi="Arial" w:cs="Arial"/>
-        </w:rPr>
-        <w:t>kerja</w:t>
-      </w:r>
-      <w:proofErr w:type="spellEnd"/>
-      <w:r>
-        <w:rPr>
-          <w:rFonts w:ascii="Arial" w:hAnsi="Arial" w:cs="Arial"/>
-        </w:rPr>
-        <w:t xml:space="preserve"> </w:t>
-      </w:r>
-      <w:proofErr w:type="spellStart"/>
-      <w:r>
-        <w:rPr>
-          <w:rFonts w:ascii="Arial" w:hAnsi="Arial" w:cs="Arial"/>
-        </w:rPr>
-        <w:t>lembur</w:t>
-      </w:r>
-      <w:proofErr w:type="spellEnd"/>
-      <w:r>
-        <w:rPr>
-          <w:rFonts w:ascii="Arial" w:hAnsi="Arial" w:cs="Arial"/>
-        </w:rPr>
-        <w:t xml:space="preserve"> para </w:t>
-      </w:r>
-      <w:proofErr w:type="spellStart"/>
-      <w:r>
-        <w:rPr>
-          <w:rFonts w:ascii="Arial" w:hAnsi="Arial" w:cs="Arial"/>
-        </w:rPr>
-        <w:t>pegawai</w:t>
-      </w:r>
-      <w:proofErr w:type="spellEnd"/>
-      <w:r>
-        <w:rPr>
-          <w:rFonts w:ascii="Arial" w:hAnsi="Arial" w:cs="Arial"/>
-        </w:rPr>
-        <w:t xml:space="preserve"> yang </w:t>
-      </w:r>
-      <w:proofErr w:type="spellStart"/>
-      <w:r>
-        <w:rPr>
-          <w:rFonts w:ascii="Arial" w:hAnsi="Arial" w:cs="Arial"/>
-        </w:rPr>
-        <w:t>namanya</w:t>
-      </w:r>
-      <w:proofErr w:type="spellEnd"/>
-      <w:r>
-        <w:rPr>
-          <w:rFonts w:ascii="Arial" w:hAnsi="Arial" w:cs="Arial"/>
-        </w:rPr>
-        <w:t xml:space="preserve"> </w:t>
-      </w:r>
-      <w:proofErr w:type="spellStart"/>
-      <w:r>
-        <w:rPr>
-          <w:rFonts w:ascii="Arial" w:hAnsi="Arial" w:cs="Arial"/>
-        </w:rPr>
-        <w:t>tersebut</w:t>
-      </w:r>
-      <w:proofErr w:type="spellEnd"/>
-      <w:r>
-        <w:rPr>
-          <w:rFonts w:ascii="Arial" w:hAnsi="Arial" w:cs="Arial"/>
-        </w:rPr>
-        <w:t xml:space="preserve"> di </w:t>
-      </w:r>
-      <w:proofErr w:type="spellStart"/>
-      <w:r>
-        <w:rPr>
-          <w:rFonts w:ascii="Arial" w:hAnsi="Arial" w:cs="Arial"/>
-        </w:rPr>
-        <w:t>bawah</w:t>
-      </w:r>
-      <w:proofErr w:type="spellEnd"/>
-      <w:r>
-        <w:rPr>
-          <w:rFonts w:ascii="Arial" w:hAnsi="Arial" w:cs="Arial"/>
-        </w:rPr>
-        <w:t xml:space="preserve"> </w:t>
-      </w:r>
-      <w:proofErr w:type="spellStart"/>
-      <w:r>
-        <w:rPr>
-          <w:rFonts w:ascii="Arial" w:hAnsi="Arial" w:cs="Arial"/>
-        </w:rPr>
-        <w:t>ini</w:t>
-      </w:r>
-      <w:proofErr w:type="spellEnd"/>
-      <w:r>
-        <w:rPr>
-          <w:rFonts w:ascii="Arial" w:hAnsi="Arial" w:cs="Arial"/>
-        </w:rPr>
-        <w:t xml:space="preserve"> </w:t>
-      </w:r>
-      <w:proofErr w:type="spellStart"/>
-      <w:r>
-        <w:rPr>
-          <w:rFonts w:ascii="Arial" w:hAnsi="Arial" w:cs="Arial"/>
-        </w:rPr>
-        <w:t>terhitung</w:t>
-      </w:r>
-      <w:proofErr w:type="spellEnd"/>
-      <w:r>
-        <w:rPr>
-          <w:rFonts w:ascii="Arial" w:hAnsi="Arial" w:cs="Arial"/>
-        </w:rPr>
-        <w:t xml:space="preserve"> </w:t>
-      </w:r>
-      <w:proofErr w:type="spellStart"/>
-      <w:r>
-        <w:rPr>
-          <w:rFonts w:ascii="Arial" w:hAnsi="Arial" w:cs="Arial"/>
-        </w:rPr>
-        <w:t>mulai</w:t>
-      </w:r>
-      <w:proofErr w:type="spellEnd"/>
-      <w:r>
-        <w:rPr>
-          <w:rFonts w:ascii="Arial" w:hAnsi="Arial" w:cs="Arial"/>
-        </w:rPr>
-        <w:t xml:space="preserve"> </w:t>
-      </w:r>
-      <w:proofErr w:type="spellStart"/>
-      <w:r>
-        <w:rPr>
-          <w:rFonts w:ascii="Arial" w:hAnsi="Arial" w:cs="Arial"/>
-        </w:rPr>
-        <w:t>tanggal</w:t>
-      </w:r>
-      <w:proofErr w:type="spellEnd"/>
-      <w:r>
-        <w:rPr>
-          <w:rFonts w:ascii="Arial" w:hAnsi="Arial" w:cs="Arial"/>
-        </w:rPr>
-        <w:t xml:space="preserve"> </w:t>
-      </w:r>
-      <w:r>
-        <w:rPr>
-          <w:rFonts w:ascii="Arial" w:hAnsi="Arial" w:cs="Arial"/>
-        </w:rPr>
-        <w:t>${</w:t>
-      </w:r>
-      <w:proofErr w:type="spellStart"/>
-      <w:r>
-        <w:rPr>
-          <w:rFonts w:ascii="Arial" w:hAnsi="Arial" w:cs="Arial"/>
-        </w:rPr>
-        <w:t>tanggal</w:t>
-      </w:r>
-      <w:proofErr w:type="spellEnd"/>
-      <w:r>
-        <w:rPr>
-          <w:rFonts w:ascii="Arial" w:hAnsi="Arial" w:cs="Arial"/>
-        </w:rPr>
-        <w:t>}</w:t>
-      </w:r>
-      <w:r>
-        <w:rPr>
-          <w:rFonts w:ascii="Arial" w:hAnsi="Arial" w:cs="Arial"/>
-        </w:rPr>
-        <w:t xml:space="preserve"> </w:t>
-      </w:r>
-      <w:proofErr w:type="spellStart"/>
-      <w:r>
-        <w:rPr>
-          <w:rFonts w:ascii="Arial" w:hAnsi="Arial" w:cs="Arial"/>
-        </w:rPr>
-        <w:t>selama</w:t>
-      </w:r>
-      <w:proofErr w:type="spellEnd"/>
-      <w:r>
-        <w:rPr>
-          <w:rFonts w:ascii="Arial" w:hAnsi="Arial" w:cs="Arial"/>
-        </w:rPr>
-        <w:t xml:space="preserve"> </w:t>
-      </w:r>
-      <w:r>
-        <w:rPr>
-          <w:rFonts w:ascii="Arial" w:hAnsi="Arial" w:cs="Arial"/>
-        </w:rPr>
-        <w:t>${jam} (${</w:t>
-      </w:r>
-      <w:proofErr w:type="spellStart"/>
-      <w:r>
-        <w:rPr>
-          <w:rFonts w:ascii="Arial" w:hAnsi="Arial" w:cs="Arial"/>
-        </w:rPr>
-        <w:t>terbilang</w:t>
-      </w:r>
-      <w:proofErr w:type="spellEnd"/>
-      <w:r>
-        <w:rPr>
-          <w:rFonts w:ascii="Arial" w:hAnsi="Arial" w:cs="Arial"/>
-        </w:rPr>
-        <w:t>})</w:t>
-      </w:r>
-      <w:r>
-        <w:rPr>
-          <w:rFonts w:ascii="Arial" w:hAnsi="Arial" w:cs="Arial"/>
-        </w:rPr>
-        <w:t xml:space="preserve"> </w:t>
-      </w:r>
-      <w:r>
-        <w:rPr>
-          <w:rFonts w:ascii="Arial" w:hAnsi="Arial" w:cs="Arial"/>
-        </w:rPr>
-        <w:t xml:space="preserve">jam </w:t>
-      </w:r>
-      <w:proofErr w:type="spellStart"/>
-      <w:r>
-        <w:rPr>
-          <w:rFonts w:ascii="Arial" w:hAnsi="Arial" w:cs="Arial"/>
-        </w:rPr>
-        <w:t>untuk</w:t>
-      </w:r>
-      <w:proofErr w:type="spellEnd"/>
-      <w:r>
-        <w:rPr>
-          <w:rFonts w:ascii="Arial" w:hAnsi="Arial" w:cs="Arial"/>
-        </w:rPr>
-        <w:t xml:space="preserve"> </w:t>
-      </w:r>
-      <w:proofErr w:type="spellStart"/>
-      <w:r>
-        <w:rPr>
-          <w:rFonts w:ascii="Arial" w:hAnsi="Arial" w:cs="Arial"/>
-        </w:rPr>
-        <w:t>melaksanakan</w:t>
-      </w:r>
-      <w:proofErr w:type="spellEnd"/>
-      <w:r>
-        <w:rPr>
-          <w:rFonts w:ascii="Arial" w:hAnsi="Arial" w:cs="Arial"/>
-        </w:rPr>
-        <w:t xml:space="preserve"> </w:t>
-      </w:r>
-      <w:proofErr w:type="spellStart"/>
-      <w:r>
-        <w:rPr>
-          <w:rFonts w:ascii="Arial" w:hAnsi="Arial" w:cs="Arial"/>
-        </w:rPr>
-        <w:t>pekerjaan</w:t>
-      </w:r>
-      <w:proofErr w:type="spellEnd"/>
-      <w:r>
-        <w:rPr>
-          <w:rFonts w:ascii="Arial" w:hAnsi="Arial" w:cs="Arial"/>
-        </w:rPr>
-        <w:t xml:space="preserve"> yang </w:t>
-      </w:r>
-      <w:proofErr w:type="spellStart"/>
-      <w:r>
-        <w:rPr>
-          <w:rFonts w:ascii="Arial" w:hAnsi="Arial" w:cs="Arial"/>
-        </w:rPr>
-        <w:t>penyelesaiannya</w:t>
-      </w:r>
-      <w:proofErr w:type="spellEnd"/>
-      <w:r>
-        <w:rPr>
-          <w:rFonts w:ascii="Arial" w:hAnsi="Arial" w:cs="Arial"/>
-        </w:rPr>
-        <w:t xml:space="preserve"> </w:t>
-      </w:r>
-      <w:proofErr w:type="spellStart"/>
-      <w:r>
-        <w:rPr>
-          <w:rFonts w:ascii="Arial" w:hAnsi="Arial" w:cs="Arial"/>
-        </w:rPr>
-        <w:t>tidak</w:t>
-      </w:r>
-      <w:proofErr w:type="spellEnd"/>
-      <w:r>
-        <w:rPr>
-          <w:rFonts w:ascii="Arial" w:hAnsi="Arial" w:cs="Arial"/>
-        </w:rPr>
-        <w:t xml:space="preserve"> </w:t>
-      </w:r>
-      <w:proofErr w:type="spellStart"/>
-      <w:r>
-        <w:rPr>
-          <w:rFonts w:ascii="Arial" w:hAnsi="Arial" w:cs="Arial"/>
-        </w:rPr>
-        <w:t>dapat</w:t>
-      </w:r>
-      <w:proofErr w:type="spellEnd"/>
-      <w:r>
-        <w:rPr>
-          <w:rFonts w:ascii="Arial" w:hAnsi="Arial" w:cs="Arial"/>
-        </w:rPr>
-        <w:t xml:space="preserve"> </w:t>
-      </w:r>
-      <w:proofErr w:type="spellStart"/>
-      <w:r>
-        <w:rPr>
-          <w:rFonts w:ascii="Arial" w:hAnsi="Arial" w:cs="Arial"/>
-        </w:rPr>
-        <w:t>ditangguhkan</w:t>
-      </w:r>
-      <w:proofErr w:type="spellEnd"/>
-      <w:r>
-        <w:rPr>
-          <w:rFonts w:ascii="Arial" w:hAnsi="Arial" w:cs="Arial"/>
-        </w:rPr>
-        <w:t>.</w:t>
+      <w:r>
+        <w:rPr>
+          <w:rFonts w:ascii="Arial" w:hAnsi="Arial" w:cs="Arial"/>
+        </w:rPr>
+        <w:t>jam untuk melaksanakan pekerjaan yang penyelesaiannya tidak dapat ditangguhkan.</w:t>
       </w:r>
     </w:p>
     <w:p>
@@ -579,6 +168,7 @@
     <w:tbl>
       <w:tblPr>
         <w:tblW w:w="10138" w:type="dxa"/>
+        <w:tblInd w:w="-365" w:type="dxa"/>
         <w:tblBorders>
           <w:top w:val="single" w:sz="4" w:space="0" w:color="auto"/>
           <w:left w:val="single" w:sz="4" w:space="0" w:color="auto"/>
@@ -591,8 +181,8 @@
       </w:tblPr>
       <w:tblGrid>
         <w:gridCol w:w="608"/>
-        <w:gridCol w:w="2988"/>
-        <w:gridCol w:w="1913"/>
+        <w:gridCol w:w="2807"/>
+        <w:gridCol w:w="2094"/>
         <w:gridCol w:w="1391"/>
         <w:gridCol w:w="3238"/>
       </w:tblGrid>
@@ -627,7 +217,7 @@
         </w:tc>
         <w:tc>
           <w:tcPr>
-            <w:tcW w:w="3190" w:type="dxa"/>
+            <w:tcW w:w="2807" w:type="dxa"/>
           </w:tcPr>
           <w:p>
             <w:pPr>
@@ -655,7 +245,7 @@
         </w:tc>
         <w:tc>
           <w:tcPr>
-            <w:tcW w:w="1980" w:type="dxa"/>
+            <w:tcW w:w="2094" w:type="dxa"/>
           </w:tcPr>
           <w:p>
             <w:pPr>
@@ -683,7 +273,7 @@
         </w:tc>
         <w:tc>
           <w:tcPr>
-            <w:tcW w:w="949" w:type="dxa"/>
+            <w:tcW w:w="1391" w:type="dxa"/>
           </w:tcPr>
           <w:p>
             <w:pPr>
@@ -711,7 +301,7 @@
         </w:tc>
         <w:tc>
           <w:tcPr>
-            <w:tcW w:w="3411" w:type="dxa"/>
+            <w:tcW w:w="3238" w:type="dxa"/>
           </w:tcPr>
           <w:p>
             <w:pPr>
@@ -773,7 +363,7 @@
         </w:tc>
         <w:tc>
           <w:tcPr>
-            <w:tcW w:w="3190" w:type="dxa"/>
+            <w:tcW w:w="2807" w:type="dxa"/>
           </w:tcPr>
           <w:p>
             <w:pPr>
@@ -805,7 +395,7 @@
         </w:tc>
         <w:tc>
           <w:tcPr>
-            <w:tcW w:w="1980" w:type="dxa"/>
+            <w:tcW w:w="2094" w:type="dxa"/>
           </w:tcPr>
           <w:p>
             <w:pPr>
@@ -837,7 +427,7 @@
         </w:tc>
         <w:tc>
           <w:tcPr>
-            <w:tcW w:w="949" w:type="dxa"/>
+            <w:tcW w:w="1391" w:type="dxa"/>
           </w:tcPr>
           <w:p>
             <w:pPr>
@@ -869,7 +459,7 @@
         </w:tc>
         <w:tc>
           <w:tcPr>
-            <w:tcW w:w="3411" w:type="dxa"/>
+            <w:tcW w:w="3238" w:type="dxa"/>
           </w:tcPr>
           <w:p>
             <w:pPr>
@@ -928,7 +518,7 @@
         </w:tc>
         <w:tc>
           <w:tcPr>
-            <w:tcW w:w="3190" w:type="dxa"/>
+            <w:tcW w:w="2807" w:type="dxa"/>
             <w:vAlign w:val="center"/>
           </w:tcPr>
           <w:p>
@@ -953,7 +543,7 @@
         </w:tc>
         <w:tc>
           <w:tcPr>
-            <w:tcW w:w="1980" w:type="dxa"/>
+            <w:tcW w:w="2094" w:type="dxa"/>
             <w:vAlign w:val="center"/>
           </w:tcPr>
           <w:p>
@@ -972,27 +562,13 @@
               <w:rPr>
                 <w:rFonts w:ascii="Arial" w:hAnsi="Arial" w:cs="Arial"/>
               </w:rPr>
-              <w:t>${</w:t>
-            </w:r>
-            <w:proofErr w:type="spellStart"/>
-            <w:r>
-              <w:rPr>
-                <w:rFonts w:ascii="Arial" w:hAnsi="Arial" w:cs="Arial"/>
-              </w:rPr>
-              <w:t>jabatan</w:t>
-            </w:r>
-            <w:proofErr w:type="spellEnd"/>
-            <w:r>
-              <w:rPr>
-                <w:rFonts w:ascii="Arial" w:hAnsi="Arial" w:cs="Arial"/>
-              </w:rPr>
-              <w:t>}</w:t>
+              <w:t>${jabatan}</w:t>
             </w:r>
           </w:p>
         </w:tc>
         <w:tc>
           <w:tcPr>
-            <w:tcW w:w="949" w:type="dxa"/>
+            <w:tcW w:w="1391" w:type="dxa"/>
             <w:vAlign w:val="center"/>
           </w:tcPr>
           <w:p>
@@ -1011,27 +587,13 @@
               <w:rPr>
                 <w:rFonts w:ascii="Arial" w:hAnsi="Arial" w:cs="Arial"/>
               </w:rPr>
-              <w:t>${</w:t>
-            </w:r>
-            <w:proofErr w:type="spellStart"/>
-            <w:r>
-              <w:rPr>
-                <w:rFonts w:ascii="Arial" w:hAnsi="Arial" w:cs="Arial"/>
-              </w:rPr>
-              <w:t>golongan</w:t>
-            </w:r>
-            <w:proofErr w:type="spellEnd"/>
-            <w:r>
-              <w:rPr>
-                <w:rFonts w:ascii="Arial" w:hAnsi="Arial" w:cs="Arial"/>
-              </w:rPr>
-              <w:t>}</w:t>
+              <w:t>${golongan}</w:t>
             </w:r>
           </w:p>
         </w:tc>
         <w:tc>
           <w:tcPr>
-            <w:tcW w:w="3411" w:type="dxa"/>
+            <w:tcW w:w="3238" w:type="dxa"/>
             <w:vAlign w:val="center"/>
           </w:tcPr>
           <w:p>
@@ -1050,21 +612,7 @@
               <w:rPr>
                 <w:rFonts w:ascii="Arial" w:hAnsi="Arial" w:cs="Arial"/>
               </w:rPr>
-              <w:t>${</w:t>
-            </w:r>
-            <w:proofErr w:type="spellStart"/>
-            <w:r>
-              <w:rPr>
-                <w:rFonts w:ascii="Arial" w:hAnsi="Arial" w:cs="Arial"/>
-              </w:rPr>
-              <w:t>pekerjaan</w:t>
-            </w:r>
-            <w:proofErr w:type="spellEnd"/>
-            <w:r>
-              <w:rPr>
-                <w:rFonts w:ascii="Arial" w:hAnsi="Arial" w:cs="Arial"/>
-              </w:rPr>
-              <w:t>}</w:t>
+              <w:t>${pekerjaan}</w:t>
             </w:r>
           </w:p>
         </w:tc>
@@ -1099,77 +647,7 @@
         <w:rPr>
           <w:rFonts w:ascii="Arial" w:hAnsi="Arial" w:cs="Arial"/>
         </w:rPr>
-        <w:t xml:space="preserve"> </w:t>
-      </w:r>
-      <w:proofErr w:type="spellStart"/>
-      <w:r>
-        <w:rPr>
-          <w:rFonts w:ascii="Arial" w:hAnsi="Arial" w:cs="Arial"/>
-        </w:rPr>
-        <w:t>Demikian</w:t>
-      </w:r>
-      <w:proofErr w:type="spellEnd"/>
-      <w:r>
-        <w:rPr>
-          <w:rFonts w:ascii="Arial" w:hAnsi="Arial" w:cs="Arial"/>
-        </w:rPr>
-        <w:t xml:space="preserve"> agar </w:t>
-      </w:r>
-      <w:proofErr w:type="spellStart"/>
-      <w:r>
-        <w:rPr>
-          <w:rFonts w:ascii="Arial" w:hAnsi="Arial" w:cs="Arial"/>
-        </w:rPr>
-        <w:t>dilaksanakan</w:t>
-      </w:r>
-      <w:proofErr w:type="spellEnd"/>
-      <w:r>
-        <w:rPr>
-          <w:rFonts w:ascii="Arial" w:hAnsi="Arial" w:cs="Arial"/>
-        </w:rPr>
-        <w:t xml:space="preserve"> </w:t>
-      </w:r>
-      <w:proofErr w:type="spellStart"/>
-      <w:r>
-        <w:rPr>
-          <w:rFonts w:ascii="Arial" w:hAnsi="Arial" w:cs="Arial"/>
-        </w:rPr>
-        <w:t>dengan</w:t>
-      </w:r>
-      <w:proofErr w:type="spellEnd"/>
-      <w:r>
-        <w:rPr>
-          <w:rFonts w:ascii="Arial" w:hAnsi="Arial" w:cs="Arial"/>
-        </w:rPr>
-        <w:t xml:space="preserve"> </w:t>
-      </w:r>
-      <w:proofErr w:type="spellStart"/>
-      <w:r>
-        <w:rPr>
-          <w:rFonts w:ascii="Arial" w:hAnsi="Arial" w:cs="Arial"/>
-        </w:rPr>
-        <w:t>penuh</w:t>
-      </w:r>
-      <w:proofErr w:type="spellEnd"/>
-      <w:r>
-        <w:rPr>
-          <w:rFonts w:ascii="Arial" w:hAnsi="Arial" w:cs="Arial"/>
-        </w:rPr>
-        <w:t xml:space="preserve"> </w:t>
-      </w:r>
-      <w:proofErr w:type="spellStart"/>
-      <w:r>
-        <w:rPr>
-          <w:rFonts w:ascii="Arial" w:hAnsi="Arial" w:cs="Arial"/>
-        </w:rPr>
-        <w:t>tanggungjawab</w:t>
-      </w:r>
-      <w:proofErr w:type="spellEnd"/>
-      <w:r>
-        <w:rPr>
-          <w:rFonts w:ascii="Arial" w:hAnsi="Arial" w:cs="Arial"/>
-        </w:rPr>
-        <w:t>.</w:t>
+        <w:t xml:space="preserve"> Demikian agar dilaksanakan dengan penuh tanggungjawab.</w:t>
       </w:r>
     </w:p>
     <w:p>
@@ -1254,21 +732,7 @@
         <w:rPr>
           <w:rFonts w:ascii="Arial" w:hAnsi="Arial" w:cs="Arial"/>
         </w:rPr>
-        <w:t>${</w:t>
-      </w:r>
-      <w:proofErr w:type="spellStart"/>
-      <w:r>
-        <w:rPr>
-          <w:rFonts w:ascii="Arial" w:hAnsi="Arial" w:cs="Arial"/>
-        </w:rPr>
-        <w:t>tanggal</w:t>
-      </w:r>
-      <w:proofErr w:type="spellEnd"/>
-      <w:r>
-        <w:rPr>
-          <w:rFonts w:ascii="Arial" w:hAnsi="Arial" w:cs="Arial"/>
-        </w:rPr>
-        <w:t>}</w:t>
+        <w:t>${tanggal}</w:t>
       </w:r>
     </w:p>
     <w:p>
@@ -1416,6 +880,7 @@
         <w:rPr>
           <w:rFonts w:ascii="Arial" w:hAnsi="Arial" w:cs="Arial"/>
           <w:b/>
+          <w:u w:val="single"/>
           <w:lang w:val="id-ID"/>
         </w:rPr>
         <w:t>$</w:t>
@@ -1426,25 +891,7 @@
           <w:b/>
           <w:u w:val="single"/>
         </w:rPr>
-        <w:t>{</w:t>
-      </w:r>
-      <w:proofErr w:type="spellStart"/>
-      <w:r>
-        <w:rPr>
-          <w:rFonts w:ascii="Arial" w:hAnsi="Arial" w:cs="Arial"/>
-          <w:b/>
-          <w:u w:val="single"/>
-        </w:rPr>
-        <w:t>nama_kasek</w:t>
-      </w:r>
-      <w:proofErr w:type="spellEnd"/>
-      <w:r>
-        <w:rPr>
-          <w:rFonts w:ascii="Arial" w:hAnsi="Arial" w:cs="Arial"/>
-          <w:b/>
-          <w:u w:val="single"/>
-        </w:rPr>
-        <w:t>}</w:t>
+        <w:t>{nama_kasek}</w:t>
       </w:r>
     </w:p>
     <w:p>
@@ -1633,21 +1080,7 @@
         <w:rPr>
           <w:rFonts w:ascii="Arial" w:hAnsi="Arial" w:cs="Arial"/>
         </w:rPr>
-        <w:t>${</w:t>
-      </w:r>
-      <w:proofErr w:type="spellStart"/>
-      <w:r>
-        <w:rPr>
-          <w:rFonts w:ascii="Arial" w:hAnsi="Arial" w:cs="Arial"/>
-        </w:rPr>
-        <w:t>nip_kasek</w:t>
-      </w:r>
-      <w:proofErr w:type="spellEnd"/>
-      <w:r>
-        <w:rPr>
-          <w:rFonts w:ascii="Arial" w:hAnsi="Arial" w:cs="Arial"/>
-        </w:rPr>
-        <w:t>}</w:t>
+        <w:t>${nip_kasek}</w:t>
       </w:r>
     </w:p>
     <w:p>
@@ -1670,7 +1103,7 @@
 </file>
 
 <file path=word/endnotes.xml><?xml version="1.0" encoding="utf-8"?>
-<w:endnotes xmlns:wpc="http://schemas.microsoft.com/office/word/2010/wordprocessingCanvas" xmlns:cx="http://schemas.microsoft.com/office/drawing/2014/chartex" xmlns:cx1="http://schemas.microsoft.com/office/drawing/2015/9/8/chartex" xmlns:cx2="http://schemas.microsoft.com/office/drawing/2015/10/21/chartex" xmlns:cx3="http://schemas.microsoft.com/office/drawing/2016/5/9/chartex" xmlns:cx4="http://schemas.microsoft.com/office/drawing/2016/5/10/chartex" xmlns:cx5="http://schemas.microsoft.com/office/drawing/2016/5/11/chartex" xmlns:cx6="http://schemas.microsoft.com/office/drawing/2016/5/12/chartex" xmlns:cx7="http://schemas.microsoft.com/office/drawing/2016/5/13/chartex" xmlns:cx8="http://schemas.microsoft.com/office/drawing/2016/5/14/chartex" xmlns:mc="http://schemas.openxmlformats.org/markup-compatibility/2006" xmlns:aink="http://schemas.microsoft.com/office/drawing/2016/ink" xmlns:am3d="http://schemas.microsoft.com/office/drawing/2017/model3d" xmlns:o="urn:schemas-microsoft-com:office:office" xmlns:oel="http://schemas.microsoft.com/office/2019/extlst" xmlns:r="http://schemas.openxmlformats.org/officeDocument/2006/relationships" xmlns:m="http://schemas.openxmlformats.org/officeDocument/2006/math" xmlns:v="urn:schemas-microsoft-com:vml" xmlns:wp14="http://schemas.microsoft.com/office/word/2010/wordprocessingDrawing" xmlns:wp="http://schemas.openxmlformats.org/drawingml/2006/wordprocessingDrawing" xmlns:w10="urn:schemas-microsoft-com:office:word" xmlns:w="http://schemas.openxmlformats.org/wordprocessingml/2006/main" xmlns:w14="http://schemas.microsoft.com/office/word/2010/wordml" xmlns:w15="http://schemas.microsoft.com/office/word/2012/wordml" xmlns:w16cex="http://schemas.microsoft.com/office/word/2018/wordml/cex" xmlns:w16cid="http://schemas.microsoft.com/office/word/2016/wordml/cid" xmlns:w16="http://schemas.microsoft.com/office/word/2018/wordml" xmlns:w16du="http://schemas.microsoft.com/office/word/2023/wordml/word16du" xmlns:w16sdtdh="http://schemas.microsoft.com/office/word/2020/wordml/sdtdatahash" xmlns:w16sdtfl="http://schemas.microsoft.com/office/word/2024/wordml/sdtformatlock" xmlns:w16se="http://schemas.microsoft.com/office/word/2015/wordml/symex" xmlns:wpg="http://schemas.microsoft.com/office/word/2010/wordprocessingGroup" xmlns:wpi="http://schemas.microsoft.com/office/word/2010/wordprocessingInk" xmlns:wne="http://schemas.microsoft.com/office/word/2006/wordml" xmlns:wps="http://schemas.microsoft.com/office/word/2010/wordprocessingShape" mc:Ignorable="w14 w15 w16se w16cid w16 w16cex w16sdtdh w16sdtfl w16du wp14">
+<w:endnotes xmlns:wpc="http://schemas.microsoft.com/office/word/2010/wordprocessingCanvas" xmlns:cx="http://schemas.microsoft.com/office/drawing/2014/chartex" xmlns:cx1="http://schemas.microsoft.com/office/drawing/2015/9/8/chartex" xmlns:cx2="http://schemas.microsoft.com/office/drawing/2015/10/21/chartex" xmlns:cx3="http://schemas.microsoft.com/office/drawing/2016/5/9/chartex" xmlns:cx4="http://schemas.microsoft.com/office/drawing/2016/5/10/chartex" xmlns:cx5="http://schemas.microsoft.com/office/drawing/2016/5/11/chartex" xmlns:cx6="http://schemas.microsoft.com/office/drawing/2016/5/12/chartex" xmlns:cx7="http://schemas.microsoft.com/office/drawing/2016/5/13/chartex" xmlns:cx8="http://schemas.microsoft.com/office/drawing/2016/5/14/chartex" xmlns:mc="http://schemas.openxmlformats.org/markup-compatibility/2006" xmlns:aink="http://schemas.microsoft.com/office/drawing/2016/ink" xmlns:am3d="http://schemas.microsoft.com/office/drawing/2017/model3d" xmlns:o="urn:schemas-microsoft-com:office:office" xmlns:r="http://schemas.openxmlformats.org/officeDocument/2006/relationships" xmlns:m="http://schemas.openxmlformats.org/officeDocument/2006/math" xmlns:v="urn:schemas-microsoft-com:vml" xmlns:wp14="http://schemas.microsoft.com/office/word/2010/wordprocessingDrawing" xmlns:wp="http://schemas.openxmlformats.org/drawingml/2006/wordprocessingDrawing" xmlns:w10="urn:schemas-microsoft-com:office:word" xmlns:w="http://schemas.openxmlformats.org/wordprocessingml/2006/main" xmlns:w14="http://schemas.microsoft.com/office/word/2010/wordml" xmlns:w15="http://schemas.microsoft.com/office/word/2012/wordml" xmlns:w16cex="http://schemas.microsoft.com/office/word/2018/wordml/cex" xmlns:w16cid="http://schemas.microsoft.com/office/word/2016/wordml/cid" xmlns:w16="http://schemas.microsoft.com/office/word/2018/wordml" xmlns:w16sdtdh="http://schemas.microsoft.com/office/word/2020/wordml/sdtdatahash" xmlns:w16se="http://schemas.microsoft.com/office/word/2015/wordml/symex" xmlns:wpg="http://schemas.microsoft.com/office/word/2010/wordprocessingGroup" xmlns:wpi="http://schemas.microsoft.com/office/word/2010/wordprocessingInk" xmlns:wne="http://schemas.microsoft.com/office/word/2006/wordml" xmlns:wps="http://schemas.microsoft.com/office/word/2010/wordprocessingShape" mc:Ignorable="w14 w15 w16se w16cid w16 w16cex w16sdtdh wp14">
   <w:endnote w:type="separator" w:id="-1">
     <w:p>
       <w:pPr>
@@ -1695,7 +1128,7 @@
 </file>
 
 <file path=word/footnotes.xml><?xml version="1.0" encoding="utf-8"?>
-<w:footnotes xmlns:wpc="http://schemas.microsoft.com/office/word/2010/wordprocessingCanvas" xmlns:cx="http://schemas.microsoft.com/office/drawing/2014/chartex" xmlns:cx1="http://schemas.microsoft.com/office/drawing/2015/9/8/chartex" xmlns:cx2="http://schemas.microsoft.com/office/drawing/2015/10/21/chartex" xmlns:cx3="http://schemas.microsoft.com/office/drawing/2016/5/9/chartex" xmlns:cx4="http://schemas.microsoft.com/office/drawing/2016/5/10/chartex" xmlns:cx5="http://schemas.microsoft.com/office/drawing/2016/5/11/chartex" xmlns:cx6="http://schemas.microsoft.com/office/drawing/2016/5/12/chartex" xmlns:cx7="http://schemas.microsoft.com/office/drawing/2016/5/13/chartex" xmlns:cx8="http://schemas.microsoft.com/office/drawing/2016/5/14/chartex" xmlns:mc="http://schemas.openxmlformats.org/markup-compatibility/2006" xmlns:aink="http://schemas.microsoft.com/office/drawing/2016/ink" xmlns:am3d="http://schemas.microsoft.com/office/drawing/2017/model3d" xmlns:o="urn:schemas-microsoft-com:office:office" xmlns:oel="http://schemas.microsoft.com/office/2019/extlst" xmlns:r="http://schemas.openxmlformats.org/officeDocument/2006/relationships" xmlns:m="http://schemas.openxmlformats.org/officeDocument/2006/math" xmlns:v="urn:schemas-microsoft-com:vml" xmlns:wp14="http://schemas.microsoft.com/office/word/2010/wordprocessingDrawing" xmlns:wp="http://schemas.openxmlformats.org/drawingml/2006/wordprocessingDrawing" xmlns:w10="urn:schemas-microsoft-com:office:word" xmlns:w="http://schemas.openxmlformats.org/wordprocessingml/2006/main" xmlns:w14="http://schemas.microsoft.com/office/word/2010/wordml" xmlns:w15="http://schemas.microsoft.com/office/word/2012/wordml" xmlns:w16cex="http://schemas.microsoft.com/office/word/2018/wordml/cex" xmlns:w16cid="http://schemas.microsoft.com/office/word/2016/wordml/cid" xmlns:w16="http://schemas.microsoft.com/office/word/2018/wordml" xmlns:w16du="http://schemas.microsoft.com/office/word/2023/wordml/word16du" xmlns:w16sdtdh="http://schemas.microsoft.com/office/word/2020/wordml/sdtdatahash" xmlns:w16sdtfl="http://schemas.microsoft.com/office/word/2024/wordml/sdtformatlock" xmlns:w16se="http://schemas.microsoft.com/office/word/2015/wordml/symex" xmlns:wpg="http://schemas.microsoft.com/office/word/2010/wordprocessingGroup" xmlns:wpi="http://schemas.microsoft.com/office/word/2010/wordprocessingInk" xmlns:wne="http://schemas.microsoft.com/office/word/2006/wordml" xmlns:wps="http://schemas.microsoft.com/office/word/2010/wordprocessingShape" mc:Ignorable="w14 w15 w16se w16cid w16 w16cex w16sdtdh w16sdtfl w16du wp14">
+<w:footnotes xmlns:wpc="http://schemas.microsoft.com/office/word/2010/wordprocessingCanvas" xmlns:cx="http://schemas.microsoft.com/office/drawing/2014/chartex" xmlns:cx1="http://schemas.microsoft.com/office/drawing/2015/9/8/chartex" xmlns:cx2="http://schemas.microsoft.com/office/drawing/2015/10/21/chartex" xmlns:cx3="http://schemas.microsoft.com/office/drawing/2016/5/9/chartex" xmlns:cx4="http://schemas.microsoft.com/office/drawing/2016/5/10/chartex" xmlns:cx5="http://schemas.microsoft.com/office/drawing/2016/5/11/chartex" xmlns:cx6="http://schemas.microsoft.com/office/drawing/2016/5/12/chartex" xmlns:cx7="http://schemas.microsoft.com/office/drawing/2016/5/13/chartex" xmlns:cx8="http://schemas.microsoft.com/office/drawing/2016/5/14/chartex" xmlns:mc="http://schemas.openxmlformats.org/markup-compatibility/2006" xmlns:aink="http://schemas.microsoft.com/office/drawing/2016/ink" xmlns:am3d="http://schemas.microsoft.com/office/drawing/2017/model3d" xmlns:o="urn:schemas-microsoft-com:office:office" xmlns:r="http://schemas.openxmlformats.org/officeDocument/2006/relationships" xmlns:m="http://schemas.openxmlformats.org/officeDocument/2006/math" xmlns:v="urn:schemas-microsoft-com:vml" xmlns:wp14="http://schemas.microsoft.com/office/word/2010/wordprocessingDrawing" xmlns:wp="http://schemas.openxmlformats.org/drawingml/2006/wordprocessingDrawing" xmlns:w10="urn:schemas-microsoft-com:office:word" xmlns:w="http://schemas.openxmlformats.org/wordprocessingml/2006/main" xmlns:w14="http://schemas.microsoft.com/office/word/2010/wordml" xmlns:w15="http://schemas.microsoft.com/office/word/2012/wordml" xmlns:w16cex="http://schemas.microsoft.com/office/word/2018/wordml/cex" xmlns:w16cid="http://schemas.microsoft.com/office/word/2016/wordml/cid" xmlns:w16="http://schemas.microsoft.com/office/word/2018/wordml" xmlns:w16sdtdh="http://schemas.microsoft.com/office/word/2020/wordml/sdtdatahash" xmlns:w16se="http://schemas.microsoft.com/office/word/2015/wordml/symex" xmlns:wpg="http://schemas.microsoft.com/office/word/2010/wordprocessingGroup" xmlns:wpi="http://schemas.microsoft.com/office/word/2010/wordprocessingInk" xmlns:wne="http://schemas.microsoft.com/office/word/2006/wordml" xmlns:wps="http://schemas.microsoft.com/office/word/2010/wordprocessingShape" mc:Ignorable="w14 w15 w16se w16cid w16 w16cex w16sdtdh wp14">
   <w:footnote w:type="separator" w:id="-1">
     <w:p>
       <w:pPr>
@@ -1720,7 +1153,7 @@
 </file>
 
 <file path=word/header1.xml><?xml version="1.0" encoding="utf-8"?>
-<w:hdr xmlns:wpc="http://schemas.microsoft.com/office/word/2010/wordprocessingCanvas" xmlns:cx="http://schemas.microsoft.com/office/drawing/2014/chartex" xmlns:cx1="http://schemas.microsoft.com/office/drawing/2015/9/8/chartex" xmlns:cx2="http://schemas.microsoft.com/office/drawing/2015/10/21/chartex" xmlns:cx3="http://schemas.microsoft.com/office/drawing/2016/5/9/chartex" xmlns:cx4="http://schemas.microsoft.com/office/drawing/2016/5/10/chartex" xmlns:cx5="http://schemas.microsoft.com/office/drawing/2016/5/11/chartex" xmlns:cx6="http://schemas.microsoft.com/office/drawing/2016/5/12/chartex" xmlns:cx7="http://schemas.microsoft.com/office/drawing/2016/5/13/chartex" xmlns:cx8="http://schemas.microsoft.com/office/drawing/2016/5/14/chartex" xmlns:mc="http://schemas.openxmlformats.org/markup-compatibility/2006" xmlns:aink="http://schemas.microsoft.com/office/drawing/2016/ink" xmlns:am3d="http://schemas.microsoft.com/office/drawing/2017/model3d" xmlns:o="urn:schemas-microsoft-com:office:office" xmlns:oel="http://schemas.microsoft.com/office/2019/extlst" xmlns:r="http://schemas.openxmlformats.org/officeDocument/2006/relationships" xmlns:m="http://schemas.openxmlformats.org/officeDocument/2006/math" xmlns:v="urn:schemas-microsoft-com:vml" xmlns:wp14="http://schemas.microsoft.com/office/word/2010/wordprocessingDrawing" xmlns:wp="http://schemas.openxmlformats.org/drawingml/2006/wordprocessingDrawing" xmlns:w10="urn:schemas-microsoft-com:office:word" xmlns:w="http://schemas.openxmlformats.org/wordprocessingml/2006/main" xmlns:w14="http://schemas.microsoft.com/office/word/2010/wordml" xmlns:w15="http://schemas.microsoft.com/office/word/2012/wordml" xmlns:w16cex="http://schemas.microsoft.com/office/word/2018/wordml/cex" xmlns:w16cid="http://schemas.microsoft.com/office/word/2016/wordml/cid" xmlns:w16="http://schemas.microsoft.com/office/word/2018/wordml" xmlns:w16du="http://schemas.microsoft.com/office/word/2023/wordml/word16du" xmlns:w16sdtdh="http://schemas.microsoft.com/office/word/2020/wordml/sdtdatahash" xmlns:w16sdtfl="http://schemas.microsoft.com/office/word/2024/wordml/sdtformatlock" xmlns:w16se="http://schemas.microsoft.com/office/word/2015/wordml/symex" xmlns:wpg="http://schemas.microsoft.com/office/word/2010/wordprocessingGroup" xmlns:wpi="http://schemas.microsoft.com/office/word/2010/wordprocessingInk" xmlns:wne="http://schemas.microsoft.com/office/word/2006/wordml" xmlns:wps="http://schemas.microsoft.com/office/word/2010/wordprocessingShape" mc:Ignorable="w14 w15 w16se w16cid w16 w16cex w16sdtdh w16sdtfl w16du wp14">
+<w:hdr xmlns:wpc="http://schemas.microsoft.com/office/word/2010/wordprocessingCanvas" xmlns:cx="http://schemas.microsoft.com/office/drawing/2014/chartex" xmlns:cx1="http://schemas.microsoft.com/office/drawing/2015/9/8/chartex" xmlns:cx2="http://schemas.microsoft.com/office/drawing/2015/10/21/chartex" xmlns:cx3="http://schemas.microsoft.com/office/drawing/2016/5/9/chartex" xmlns:cx4="http://schemas.microsoft.com/office/drawing/2016/5/10/chartex" xmlns:cx5="http://schemas.microsoft.com/office/drawing/2016/5/11/chartex" xmlns:cx6="http://schemas.microsoft.com/office/drawing/2016/5/12/chartex" xmlns:cx7="http://schemas.microsoft.com/office/drawing/2016/5/13/chartex" xmlns:cx8="http://schemas.microsoft.com/office/drawing/2016/5/14/chartex" xmlns:mc="http://schemas.openxmlformats.org/markup-compatibility/2006" xmlns:aink="http://schemas.microsoft.com/office/drawing/2016/ink" xmlns:am3d="http://schemas.microsoft.com/office/drawing/2017/model3d" xmlns:o="urn:schemas-microsoft-com:office:office" xmlns:r="http://schemas.openxmlformats.org/officeDocument/2006/relationships" xmlns:m="http://schemas.openxmlformats.org/officeDocument/2006/math" xmlns:v="urn:schemas-microsoft-com:vml" xmlns:wp14="http://schemas.microsoft.com/office/word/2010/wordprocessingDrawing" xmlns:wp="http://schemas.openxmlformats.org/drawingml/2006/wordprocessingDrawing" xmlns:w10="urn:schemas-microsoft-com:office:word" xmlns:w="http://schemas.openxmlformats.org/wordprocessingml/2006/main" xmlns:w14="http://schemas.microsoft.com/office/word/2010/wordml" xmlns:w15="http://schemas.microsoft.com/office/word/2012/wordml" xmlns:w16cex="http://schemas.microsoft.com/office/word/2018/wordml/cex" xmlns:w16cid="http://schemas.microsoft.com/office/word/2016/wordml/cid" xmlns:w16="http://schemas.microsoft.com/office/word/2018/wordml" xmlns:w16sdtdh="http://schemas.microsoft.com/office/word/2020/wordml/sdtdatahash" xmlns:w16se="http://schemas.microsoft.com/office/word/2015/wordml/symex" xmlns:wpg="http://schemas.microsoft.com/office/word/2010/wordprocessingGroup" xmlns:wpi="http://schemas.microsoft.com/office/word/2010/wordprocessingInk" xmlns:wne="http://schemas.microsoft.com/office/word/2006/wordml" xmlns:wps="http://schemas.microsoft.com/office/word/2010/wordprocessingShape" mc:Ignorable="w14 w15 w16se w16cid w16 w16cex w16sdtdh wp14">
   <w:p>
     <w:pPr>
       <w:pStyle w:val="Header"/>
@@ -1793,7 +1226,7 @@
 </file>
 
 <file path=word/numbering.xml><?xml version="1.0" encoding="utf-8"?>
-<w:numbering xmlns:wpc="http://schemas.microsoft.com/office/word/2010/wordprocessingCanvas" xmlns:cx="http://schemas.microsoft.com/office/drawing/2014/chartex" xmlns:cx1="http://schemas.microsoft.com/office/drawing/2015/9/8/chartex" xmlns:cx2="http://schemas.microsoft.com/office/drawing/2015/10/21/chartex" xmlns:cx3="http://schemas.microsoft.com/office/drawing/2016/5/9/chartex" xmlns:cx4="http://schemas.microsoft.com/office/drawing/2016/5/10/chartex" xmlns:cx5="http://schemas.microsoft.com/office/drawing/2016/5/11/chartex" xmlns:cx6="http://schemas.microsoft.com/office/drawing/2016/5/12/chartex" xmlns:cx7="http://schemas.microsoft.com/office/drawing/2016/5/13/chartex" xmlns:cx8="http://schemas.microsoft.com/office/drawing/2016/5/14/chartex" xmlns:mc="http://schemas.openxmlformats.org/markup-compatibility/2006" xmlns:aink="http://schemas.microsoft.com/office/drawing/2016/ink" xmlns:am3d="http://schemas.microsoft.com/office/drawing/2017/model3d" xmlns:o="urn:schemas-microsoft-com:office:office" xmlns:oel="http://schemas.microsoft.com/office/2019/extlst" xmlns:r="http://schemas.openxmlformats.org/officeDocument/2006/relationships" xmlns:m="http://schemas.openxmlformats.org/officeDocument/2006/math" xmlns:v="urn:schemas-microsoft-com:vml" xmlns:wp14="http://schemas.microsoft.com/office/word/2010/wordprocessingDrawing" xmlns:wp="http://schemas.openxmlformats.org/drawingml/2006/wordprocessingDrawing" xmlns:w10="urn:schemas-microsoft-com:office:word" xmlns:w="http://schemas.openxmlformats.org/wordprocessingml/2006/main" xmlns:w14="http://schemas.microsoft.com/office/word/2010/wordml" xmlns:w15="http://schemas.microsoft.com/office/word/2012/wordml" xmlns:w16cex="http://schemas.microsoft.com/office/word/2018/wordml/cex" xmlns:w16cid="http://schemas.microsoft.com/office/word/2016/wordml/cid" xmlns:w16="http://schemas.microsoft.com/office/word/2018/wordml" xmlns:w16du="http://schemas.microsoft.com/office/word/2023/wordml/word16du" xmlns:w16sdtdh="http://schemas.microsoft.com/office/word/2020/wordml/sdtdatahash" xmlns:w16sdtfl="http://schemas.microsoft.com/office/word/2024/wordml/sdtformatlock" xmlns:w16se="http://schemas.microsoft.com/office/word/2015/wordml/symex" xmlns:wpg="http://schemas.microsoft.com/office/word/2010/wordprocessingGroup" xmlns:wpi="http://schemas.microsoft.com/office/word/2010/wordprocessingInk" xmlns:wne="http://schemas.microsoft.com/office/word/2006/wordml" xmlns:wps="http://schemas.microsoft.com/office/word/2010/wordprocessingShape" mc:Ignorable="w14 w15 w16se w16cid w16 w16cex w16sdtdh w16sdtfl w16du wp14">
+<w:numbering xmlns:wpc="http://schemas.microsoft.com/office/word/2010/wordprocessingCanvas" xmlns:cx="http://schemas.microsoft.com/office/drawing/2014/chartex" xmlns:cx1="http://schemas.microsoft.com/office/drawing/2015/9/8/chartex" xmlns:cx2="http://schemas.microsoft.com/office/drawing/2015/10/21/chartex" xmlns:cx3="http://schemas.microsoft.com/office/drawing/2016/5/9/chartex" xmlns:cx4="http://schemas.microsoft.com/office/drawing/2016/5/10/chartex" xmlns:cx5="http://schemas.microsoft.com/office/drawing/2016/5/11/chartex" xmlns:cx6="http://schemas.microsoft.com/office/drawing/2016/5/12/chartex" xmlns:cx7="http://schemas.microsoft.com/office/drawing/2016/5/13/chartex" xmlns:cx8="http://schemas.microsoft.com/office/drawing/2016/5/14/chartex" xmlns:mc="http://schemas.openxmlformats.org/markup-compatibility/2006" xmlns:aink="http://schemas.microsoft.com/office/drawing/2016/ink" xmlns:am3d="http://schemas.microsoft.com/office/drawing/2017/model3d" xmlns:o="urn:schemas-microsoft-com:office:office" xmlns:r="http://schemas.openxmlformats.org/officeDocument/2006/relationships" xmlns:m="http://schemas.openxmlformats.org/officeDocument/2006/math" xmlns:v="urn:schemas-microsoft-com:vml" xmlns:wp14="http://schemas.microsoft.com/office/word/2010/wordprocessingDrawing" xmlns:wp="http://schemas.openxmlformats.org/drawingml/2006/wordprocessingDrawing" xmlns:w10="urn:schemas-microsoft-com:office:word" xmlns:w="http://schemas.openxmlformats.org/wordprocessingml/2006/main" xmlns:w14="http://schemas.microsoft.com/office/word/2010/wordml" xmlns:w15="http://schemas.microsoft.com/office/word/2012/wordml" xmlns:w16cex="http://schemas.microsoft.com/office/word/2018/wordml/cex" xmlns:w16cid="http://schemas.microsoft.com/office/word/2016/wordml/cid" xmlns:w16="http://schemas.microsoft.com/office/word/2018/wordml" xmlns:w16sdtdh="http://schemas.microsoft.com/office/word/2020/wordml/sdtdatahash" xmlns:w16se="http://schemas.microsoft.com/office/word/2015/wordml/symex" xmlns:wpg="http://schemas.microsoft.com/office/word/2010/wordprocessingGroup" xmlns:wpi="http://schemas.microsoft.com/office/word/2010/wordprocessingInk" xmlns:wne="http://schemas.microsoft.com/office/word/2006/wordml" xmlns:wps="http://schemas.microsoft.com/office/word/2010/wordprocessingShape" mc:Ignorable="w14 w15 w16se w16cid w16 w16cex w16sdtdh wp14">
   <w:abstractNum w:abstractNumId="0" w15:restartNumberingAfterBreak="0">
     <w:nsid w:val="21DE7E04"/>
     <w:multiLevelType w:val="hybridMultilevel"/>
@@ -1966,17 +1399,17 @@
       </w:pPr>
     </w:lvl>
   </w:abstractNum>
-  <w:num w:numId="1" w16cid:durableId="1686057221">
+  <w:num w:numId="1">
     <w:abstractNumId w:val="1"/>
   </w:num>
-  <w:num w:numId="2" w16cid:durableId="1559432750">
+  <w:num w:numId="2">
     <w:abstractNumId w:val="0"/>
   </w:num>
 </w:numbering>
 </file>
 
 <file path=word/styles.xml><?xml version="1.0" encoding="utf-8"?>
-<w:styles xmlns:mc="http://schemas.openxmlformats.org/markup-compatibility/2006" xmlns:r="http://schemas.openxmlformats.org/officeDocument/2006/relationships" xmlns:w="http://schemas.openxmlformats.org/wordprocessingml/2006/main" xmlns:w14="http://schemas.microsoft.com/office/word/2010/wordml" xmlns:w15="http://schemas.microsoft.com/office/word/2012/wordml" xmlns:w16cex="http://schemas.microsoft.com/office/word/2018/wordml/cex" xmlns:w16cid="http://schemas.microsoft.com/office/word/2016/wordml/cid" xmlns:w16="http://schemas.microsoft.com/office/word/2018/wordml" xmlns:w16du="http://schemas.microsoft.com/office/word/2023/wordml/word16du" xmlns:w16sdtdh="http://schemas.microsoft.com/office/word/2020/wordml/sdtdatahash" xmlns:w16sdtfl="http://schemas.microsoft.com/office/word/2024/wordml/sdtformatlock" xmlns:w16se="http://schemas.microsoft.com/office/word/2015/wordml/symex" mc:Ignorable="w14 w15 w16se w16cid w16 w16cex w16sdtdh w16sdtfl w16du">
+<w:styles xmlns:mc="http://schemas.openxmlformats.org/markup-compatibility/2006" xmlns:r="http://schemas.openxmlformats.org/officeDocument/2006/relationships" xmlns:w="http://schemas.openxmlformats.org/wordprocessingml/2006/main" xmlns:w14="http://schemas.microsoft.com/office/word/2010/wordml" xmlns:w15="http://schemas.microsoft.com/office/word/2012/wordml" xmlns:w16cex="http://schemas.microsoft.com/office/word/2018/wordml/cex" xmlns:w16cid="http://schemas.microsoft.com/office/word/2016/wordml/cid" xmlns:w16="http://schemas.microsoft.com/office/word/2018/wordml" xmlns:w16sdtdh="http://schemas.microsoft.com/office/word/2020/wordml/sdtdatahash" xmlns:w16se="http://schemas.microsoft.com/office/word/2015/wordml/symex" mc:Ignorable="w14 w15 w16se w16cid w16 w16cex w16sdtdh">
   <w:docDefaults>
     <w:rPrDefault>
       <w:rPr>

--- a/public/templates/template_spk.docx
+++ b/public/templates/template_spk.docx
@@ -528,7 +528,6 @@
                 <w:tab w:val="left" w:pos="5760"/>
               </w:tabs>
               <w:spacing w:before="120" w:after="120"/>
-              <w:jc w:val="center"/>
               <w:rPr>
                 <w:rFonts w:ascii="Arial" w:hAnsi="Arial" w:cs="Arial"/>
               </w:rPr>
